--- a/skills/hsdt-forms/templates/EC-8A/TT79-M11A.docx
+++ b/skills/hsdt-forms/templates/EC-8A/TT79-M11A.docx
@@ -19,7 +19,6 @@
           <w:szCs w:val="28"/>
           <w:lang w:val="nl-NL"/>
         </w:rPr>
-        <w:br w:type="page"/>
       </w:r>
       <w:bookmarkStart w:id="160" w:name="_Hlk172617360"/>
       <w:r>
